--- a/docs_academic/صفحة_العينة_و0.docx
+++ b/docs_academic/صفحة_العينة_و0.docx
@@ -14,8 +14,10 @@
           <w:color w:val="7C5CE6"/>
           <w:sz w:val="52"/>
           <w:szCs w:val="52"/>
+          <w:bCs w:val="1"/>
+          <w:rtl w:val="1"/>
         </w:rPr>
-        <w:t>عائلتي — Family OS</w:t>
+        <w:t>نظام «عائلتي» (Family OS)</w:t>
       </w:r>
     </w:p>
     <w:p>
@@ -30,8 +32,10 @@
           <w:color w:val="1A1D2E"/>
           <w:sz w:val="32"/>
           <w:szCs w:val="32"/>
+          <w:bCs w:val="1"/>
+          <w:rtl w:val="1"/>
         </w:rPr>
-        <w:t>صفحة عينة الأنماط (بوابة و٠)</w:t>
+        <w:t>صفحة عينة الأنماط — بوابة المحطة و٠</w:t>
       </w:r>
     </w:p>
     <w:p>
@@ -46,6 +50,8 @@
           <w:color w:val="7C5CE6"/>
           <w:sz w:val="28"/>
           <w:szCs w:val="28"/>
+          <w:bCs w:val="1"/>
+          <w:rtl w:val="1"/>
         </w:rPr>
         <w:t>١-١ عنوان فرعي من المستوى الثاني</w:t>
       </w:r>
@@ -62,6 +68,7 @@
           <w:color w:val="1A1D2E"/>
           <w:sz w:val="24"/>
           <w:szCs w:val="24"/>
+          <w:rtl w:val="1"/>
         </w:rPr>
         <w:t>هذه فقرة نصية عادية بخط Cairo واتجاه من اليمين إلى اليسار، تحاكي أسلوب فقرات المرجع الزراعي. يعد نظام «عائلتي» منصة تربوية متكاملة تربط إنجاز الأبناء بعملة الدقائق، وتمنح الأب تحكمًا كاملًا وشفافًا بلا خداع.</w:t>
       </w:r>
@@ -78,6 +85,7 @@
           <w:color w:val="1A1D2E"/>
           <w:sz w:val="24"/>
           <w:szCs w:val="24"/>
+          <w:rtl w:val="1"/>
         </w:rPr>
         <w:t>وتتفرع المشكلة العامة إلى المشكلات الآتية: (عينة من نمط التفريع في المرجع).</w:t>
       </w:r>
@@ -94,6 +102,8 @@
           <w:color w:val="1A1D2E"/>
           <w:sz w:val="24"/>
           <w:szCs w:val="24"/>
+          <w:bCs w:val="1"/>
+          <w:rtl w:val="1"/>
         </w:rPr>
         <w:t>جدول ١-١: عينة بنسق «المرحلة/الأعمال/المخرج المتوقع»</w:t>
       </w:r>
@@ -129,6 +139,8 @@
                 <w:color w:val="7C5CE6"/>
                 <w:sz w:val="22"/>
                 <w:szCs w:val="22"/>
+                <w:bCs w:val="1"/>
+                <w:rtl w:val="1"/>
               </w:rPr>
               <w:t>المرحلة</w:t>
             </w:r>
@@ -151,6 +163,8 @@
                 <w:color w:val="7C5CE6"/>
                 <w:sz w:val="22"/>
                 <w:szCs w:val="22"/>
+                <w:bCs w:val="1"/>
+                <w:rtl w:val="1"/>
               </w:rPr>
               <w:t>الأعمال التي ستُنفَّذ</w:t>
             </w:r>
@@ -173,6 +187,8 @@
                 <w:color w:val="7C5CE6"/>
                 <w:sz w:val="22"/>
                 <w:szCs w:val="22"/>
+                <w:bCs w:val="1"/>
+                <w:rtl w:val="1"/>
               </w:rPr>
               <w:t>المخرج المتوقع</w:t>
             </w:r>
@@ -197,6 +213,7 @@
                 <w:color w:val="1A1D2E"/>
                 <w:sz w:val="22"/>
                 <w:szCs w:val="22"/>
+                <w:rtl w:val="1"/>
               </w:rPr>
               <w:t>التحليل</w:t>
             </w:r>
@@ -219,8 +236,9 @@
                 <w:color w:val="1A1D2E"/>
                 <w:sz w:val="22"/>
                 <w:szCs w:val="22"/>
+                <w:rtl w:val="1"/>
               </w:rPr>
-              <w:t>جرد الخدمات والرحلات من السجل الرسمي</w:t>
+              <w:t>جرد الخدمات والرحلات من السجل الرسمي (_REGISTRY)</w:t>
             </w:r>
           </w:p>
         </w:tc>
@@ -241,8 +259,9 @@
                 <w:color w:val="1A1D2E"/>
                 <w:sz w:val="22"/>
                 <w:szCs w:val="22"/>
+                <w:rtl w:val="1"/>
               </w:rPr>
-              <w:t>٢٤٠ خدمة موزعة على ٥ دومينات</w:t>
+              <w:t>٢٤٠ خدمة موزعة على ٥ مجالات</w:t>
             </w:r>
           </w:p>
         </w:tc>
@@ -265,6 +284,7 @@
                 <w:color w:val="1A1D2E"/>
                 <w:sz w:val="22"/>
                 <w:szCs w:val="22"/>
+                <w:rtl w:val="1"/>
               </w:rPr>
               <w:t>النمذجة</w:t>
             </w:r>
@@ -287,8 +307,9 @@
                 <w:color w:val="1A1D2E"/>
                 <w:sz w:val="22"/>
                 <w:szCs w:val="22"/>
+                <w:rtl w:val="1"/>
               </w:rPr>
-              <w:t>مخططات UML: حالات استخدام وتسلسل ونشاط</w:t>
+              <w:t>نمذجة موحدة (UML): حالات استخدام وتسلسل ونشاط</w:t>
             </w:r>
           </w:p>
         </w:tc>
@@ -309,8 +330,9 @@
                 <w:color w:val="1A1D2E"/>
                 <w:sz w:val="22"/>
                 <w:szCs w:val="22"/>
+                <w:rtl w:val="1"/>
               </w:rPr>
-              <w:t>حزمة drawio + SVG</w:t>
+              <w:t>حزمة مصادر (drawio) وصور (SVG)</w:t>
             </w:r>
           </w:p>
         </w:tc>
@@ -333,6 +355,7 @@
                 <w:color w:val="1A1D2E"/>
                 <w:sz w:val="22"/>
                 <w:szCs w:val="22"/>
+                <w:rtl w:val="1"/>
               </w:rPr>
               <w:t>التصميم</w:t>
             </w:r>
@@ -355,8 +378,9 @@
                 <w:color w:val="1A1D2E"/>
                 <w:sz w:val="22"/>
                 <w:szCs w:val="22"/>
+                <w:rtl w:val="1"/>
               </w:rPr>
-              <w:t>ERD وجداول الحقل/الوصف من schema.sql</w:t>
+              <w:t>مخطط الكيانات (ERD) وجداول الحقل/الوصف من عقد قاعدة البيانات (schema.sql)</w:t>
             </w:r>
           </w:p>
         </w:tc>
@@ -377,8 +401,9 @@
                 <w:color w:val="1A1D2E"/>
                 <w:sz w:val="22"/>
                 <w:szCs w:val="22"/>
+                <w:rtl w:val="1"/>
               </w:rPr>
-              <w:t>٢٠ جدول قاعدة بيانات موثقًا</w:t>
+              <w:t>٢٠ جدولًا موثقًا</w:t>
             </w:r>
           </w:p>
         </w:tc>
@@ -397,6 +422,8 @@
           <w:color w:val="1A1D2E"/>
           <w:sz w:val="24"/>
           <w:szCs w:val="24"/>
+          <w:bCs w:val="1"/>
+          <w:rtl w:val="1"/>
         </w:rPr>
         <w:t>جدول ١-٢: عينة بنسق «الحقل/الوصف»</w:t>
       </w:r>
@@ -431,6 +458,8 @@
                 <w:color w:val="7C5CE6"/>
                 <w:sz w:val="22"/>
                 <w:szCs w:val="22"/>
+                <w:bCs w:val="1"/>
+                <w:rtl w:val="1"/>
               </w:rPr>
               <w:t>الحقل</w:t>
             </w:r>
@@ -453,6 +482,8 @@
                 <w:color w:val="7C5CE6"/>
                 <w:sz w:val="22"/>
                 <w:szCs w:val="22"/>
+                <w:bCs w:val="1"/>
+                <w:rtl w:val="1"/>
               </w:rPr>
               <w:t>الوصف</w:t>
             </w:r>
@@ -477,6 +508,7 @@
                 <w:color w:val="1A1D2E"/>
                 <w:sz w:val="22"/>
                 <w:szCs w:val="22"/>
+                <w:rtl w:val="1"/>
               </w:rPr>
               <w:t>id</w:t>
             </w:r>
@@ -499,8 +531,9 @@
                 <w:color w:val="1A1D2E"/>
                 <w:sz w:val="22"/>
                 <w:szCs w:val="22"/>
+                <w:rtl w:val="1"/>
               </w:rPr>
-              <w:t>معرف فريد للسجل (uuid)</w:t>
+              <w:t>معرّف فريد للسجل من نوع (uuid)</w:t>
             </w:r>
           </w:p>
         </w:tc>
@@ -523,6 +556,7 @@
                 <w:color w:val="1A1D2E"/>
                 <w:sz w:val="22"/>
                 <w:szCs w:val="22"/>
+                <w:rtl w:val="1"/>
               </w:rPr>
               <w:t>family_id</w:t>
             </w:r>
@@ -545,8 +579,9 @@
                 <w:color w:val="1A1D2E"/>
                 <w:sz w:val="22"/>
                 <w:szCs w:val="22"/>
+                <w:rtl w:val="1"/>
               </w:rPr>
-              <w:t>مفتاح أجنبي إلى جدول العائلة</w:t>
+              <w:t>مفتاح أجنبي (FK) إلى جدول العائلة (family)</w:t>
             </w:r>
           </w:p>
         </w:tc>
@@ -569,6 +604,7 @@
                 <w:color w:val="1A1D2E"/>
                 <w:sz w:val="22"/>
                 <w:szCs w:val="22"/>
+                <w:rtl w:val="1"/>
               </w:rPr>
               <w:t>role</w:t>
             </w:r>
@@ -591,8 +627,9 @@
                 <w:color w:val="1A1D2E"/>
                 <w:sz w:val="22"/>
                 <w:szCs w:val="22"/>
+                <w:rtl w:val="1"/>
               </w:rPr>
-              <w:t>دور العضو: OWNER أو PARENT أو GUARDIAN</w:t>
+              <w:t>دور العضو: مالك (OWNER) أو والد (PARENT) أو وصي (GUARDIAN)</w:t>
             </w:r>
           </w:p>
         </w:tc>
